--- a/dokumenty/druk-zakres-czynnosci-edukacja-wczesnoszkolna.docx
+++ b/dokumenty/druk-zakres-czynnosci-edukacja-wczesnoszkolna.docx
@@ -7825,7 +7825,7 @@
           <w:sz w:val="18"/>
           <w:szCs w:val="18"/>
         </w:rPr>
-        <w:t xml:space="preserve">Oświadczam, że zapoznałam się z zakresem czynności i obowiązków, przyjmuję go do wiadomości i stosowania oraz zobowiązuję się do wykonywania pracy zgodnie z nim, regulaminem pracy, statutem szkoły i obowiązującymi przepisami. Zakres czynności sporządzono w dwóch jednobrzmiących egzemplarzach: jeden dla pracownika, drugi do akt osobowych (część B).</w:t>
+        <w:t xml:space="preserve">Potwierdzam zapoznanie się z zakresem czynności i obowiązków, przyjmuję go do wiadomości i stosowania oraz zobowiązuję się do wykonywania pracy zgodnie z nim, regulaminem pracy, statutem szkoły i obowiązującymi przepisami. Zakres czynności sporządzono w dwóch jednobrzmiących egzemplarzach: jeden dla pracownika, drugi do akt osobowych (część B).</w:t>
       </w:r>
     </w:p>
     <w:p>
@@ -15780,7 +15780,7 @@
           <w:sz w:val="18"/>
           <w:szCs w:val="18"/>
         </w:rPr>
-        <w:t xml:space="preserve">Oświadczam, że zapoznałam się z zakresem czynności i obowiązków, przyjmuję go do wiadomości i stosowania oraz zobowiązuję się do wykonywania pracy zgodnie z nim, regulaminem pracy, statutem szkoły i obowiązującymi przepisami. Zakres czynności sporządzono w dwóch jednobrzmiących egzemplarzach: jeden dla pracownika, drugi do akt osobowych (część B).</w:t>
+        <w:t xml:space="preserve">Potwierdzam zapoznanie się z zakresem czynności i obowiązków, przyjmuję go do wiadomości i stosowania oraz zobowiązuję się do wykonywania pracy zgodnie z nim, regulaminem pracy, statutem szkoły i obowiązującymi przepisami. Zakres czynności sporządzono w dwóch jednobrzmiących egzemplarzach: jeden dla pracownika, drugi do akt osobowych (część B).</w:t>
       </w:r>
     </w:p>
     <w:p>
